--- a/docs/Vision.docx
+++ b/docs/Vision.docx
@@ -1,6 +1,6 @@
 
 <file path=word/document.xml><?xml version="1.0" encoding="utf-8"?>
-<w:document xmlns:wpc="http://schemas.microsoft.com/office/word/2010/wordprocessingCanvas" xmlns:cx="http://schemas.microsoft.com/office/drawing/2014/chartex" xmlns:cx1="http://schemas.microsoft.com/office/drawing/2015/9/8/chartex" xmlns:cx2="http://schemas.microsoft.com/office/drawing/2015/10/21/chartex" xmlns:cx3="http://schemas.microsoft.com/office/drawing/2016/5/9/chartex" xmlns:cx4="http://schemas.microsoft.com/office/drawing/2016/5/10/chartex" xmlns:cx5="http://schemas.microsoft.com/office/drawing/2016/5/11/chartex" xmlns:cx6="http://schemas.microsoft.com/office/drawing/2016/5/12/chartex" xmlns:cx7="http://schemas.microsoft.com/office/drawing/2016/5/13/chartex" xmlns:cx8="http://schemas.microsoft.com/office/drawing/2016/5/14/chartex" xmlns:mc="http://schemas.openxmlformats.org/markup-compatibility/2006" xmlns:aink="http://schemas.microsoft.com/office/drawing/2016/ink" xmlns:am3d="http://schemas.microsoft.com/office/drawing/2017/model3d" xmlns:o="urn:schemas-microsoft-com:office:office" xmlns:oel="http://schemas.microsoft.com/office/2019/extlst" xmlns:r="http://schemas.openxmlformats.org/officeDocument/2006/relationships" xmlns:m="http://schemas.openxmlformats.org/officeDocument/2006/math" xmlns:v="urn:schemas-microsoft-com:vml" xmlns:wp14="http://schemas.microsoft.com/office/word/2010/wordprocessingDrawing" xmlns:wp="http://schemas.openxmlformats.org/drawingml/2006/wordprocessingDrawing" xmlns:w10="urn:schemas-microsoft-com:office:word" xmlns:w="http://schemas.openxmlformats.org/wordprocessingml/2006/main" xmlns:w14="http://schemas.microsoft.com/office/word/2010/wordml" xmlns:w15="http://schemas.microsoft.com/office/word/2012/wordml" xmlns:w16cex="http://schemas.microsoft.com/office/word/2018/wordml/cex" xmlns:w16cid="http://schemas.microsoft.com/office/word/2016/wordml/cid" xmlns:w16="http://schemas.microsoft.com/office/word/2018/wordml" xmlns:w16du="http://schemas.microsoft.com/office/word/2023/wordml/word16du" xmlns:w16sdtdh="http://schemas.microsoft.com/office/word/2020/wordml/sdtdatahash" xmlns:w16sdtfl="http://schemas.microsoft.com/office/word/2024/wordml/sdtformatlock" xmlns:w16se="http://schemas.microsoft.com/office/word/2015/wordml/symex" xmlns:wpg="http://schemas.microsoft.com/office/word/2010/wordprocessingGroup" xmlns:wpi="http://schemas.microsoft.com/office/word/2010/wordprocessingInk" xmlns:wne="http://schemas.microsoft.com/office/word/2006/wordml" xmlns:wps="http://schemas.microsoft.com/office/word/2010/wordprocessingShape" mc:Ignorable="w14 w15 w16se w16cid w16 w16cex w16sdtdh w16sdtfl w16du wp14">
+<w:document xmlns:wpc="http://schemas.microsoft.com/office/word/2010/wordprocessingCanvas" xmlns:cx="http://schemas.microsoft.com/office/drawing/2014/chartex" xmlns:cx1="http://schemas.microsoft.com/office/drawing/2015/9/8/chartex" xmlns:cx2="http://schemas.microsoft.com/office/drawing/2015/10/21/chartex" xmlns:cx3="http://schemas.microsoft.com/office/drawing/2016/5/9/chartex" xmlns:cx4="http://schemas.microsoft.com/office/drawing/2016/5/10/chartex" xmlns:cx5="http://schemas.microsoft.com/office/drawing/2016/5/11/chartex" xmlns:cx6="http://schemas.microsoft.com/office/drawing/2016/5/12/chartex" xmlns:cx7="http://schemas.microsoft.com/office/drawing/2016/5/13/chartex" xmlns:cx8="http://schemas.microsoft.com/office/drawing/2016/5/14/chartex" xmlns:mc="http://schemas.openxmlformats.org/markup-compatibility/2006" xmlns:aink="http://schemas.microsoft.com/office/drawing/2016/ink" xmlns:am3d="http://schemas.microsoft.com/office/drawing/2017/model3d" xmlns:o="urn:schemas-microsoft-com:office:office" xmlns:oel="http://schemas.microsoft.com/office/2019/extlst" xmlns:r="http://schemas.openxmlformats.org/officeDocument/2006/relationships" xmlns:m="http://schemas.openxmlformats.org/officeDocument/2006/math" xmlns:v="urn:schemas-microsoft-com:vml" xmlns:wp14="http://schemas.microsoft.com/office/word/2010/wordprocessingDrawing" xmlns:wp="http://schemas.openxmlformats.org/drawingml/2006/wordprocessingDrawing" xmlns:w10="urn:schemas-microsoft-com:office:word" xmlns:w="http://schemas.openxmlformats.org/wordprocessingml/2006/main" xmlns:w14="http://schemas.microsoft.com/office/word/2010/wordml" xmlns:w15="http://schemas.microsoft.com/office/word/2012/wordml" xmlns:w16cei="http://schemas.microsoft.com/office/word/2026/wordml/cei" xmlns:w16cex="http://schemas.microsoft.com/office/word/2018/wordml/cex" xmlns:w16cid="http://schemas.microsoft.com/office/word/2016/wordml/cid" xmlns:w16="http://schemas.microsoft.com/office/word/2018/wordml" xmlns:w16du="http://schemas.microsoft.com/office/word/2023/wordml/word16du" xmlns:w16sdtdh="http://schemas.microsoft.com/office/word/2020/wordml/sdtdatahash" xmlns:w16sdtfl="http://schemas.microsoft.com/office/word/2024/wordml/sdtformatlock" xmlns:w16se="http://schemas.microsoft.com/office/word/2015/wordml/symex" xmlns:wpg="http://schemas.microsoft.com/office/word/2010/wordprocessingGroup" xmlns:wpi="http://schemas.microsoft.com/office/word/2010/wordprocessingInk" xmlns:wne="http://schemas.microsoft.com/office/word/2006/wordml" xmlns:wps="http://schemas.microsoft.com/office/word/2010/wordprocessingShape" mc:Ignorable="w14 w15 w16se w16cid w16 w16cex w16sdtdh w16sdtfl w16du wp14">
   <w:body>
     <w:p>
       <w:pPr>
@@ -9,26 +9,16 @@
           <w:bCs/>
         </w:rPr>
       </w:pPr>
-    </w:p>
-    <w:p>
-      <w:pPr>
-        <w:jc w:val="center"/>
+      <w:r>
         <w:rPr>
           <w:b/>
           <w:bCs/>
         </w:rPr>
-      </w:pPr>
-      <w:r>
-        <w:rPr>
-          <w:b/>
-          <w:bCs/>
-          <w:noProof/>
-        </w:rPr>
         <w:drawing>
-          <wp:inline distT="0" distB="0" distL="0" distR="0" wp14:anchorId="5909244B" wp14:editId="40CA0813">
-            <wp:extent cx="3149600" cy="3861579"/>
-            <wp:effectExtent l="0" t="0" r="0" b="0"/>
-            <wp:docPr id="88041589" name="Imagem 1"/>
+          <wp:inline distT="0" distB="0" distL="0" distR="0" wp14:anchorId="3EC35ED3" wp14:editId="68198829">
+            <wp:extent cx="5402580" cy="4940300"/>
+            <wp:effectExtent l="0" t="0" r="7620" b="0"/>
+            <wp:docPr id="598974155" name="Imagem 1"/>
             <wp:cNvGraphicFramePr>
               <a:graphicFrameLocks xmlns:a="http://schemas.openxmlformats.org/drawingml/2006/main" noChangeAspect="1"/>
             </wp:cNvGraphicFramePr>
@@ -49,7 +39,7 @@
                         </a:ext>
                       </a:extLst>
                     </a:blip>
-                    <a:srcRect l="31356" t="12924" r="31779" b="19280"/>
+                    <a:srcRect b="8557"/>
                     <a:stretch>
                       <a:fillRect/>
                     </a:stretch>
@@ -57,7 +47,7 @@
                   <pic:spPr bwMode="auto">
                     <a:xfrm>
                       <a:off x="0" y="0"/>
-                      <a:ext cx="3164368" cy="3879686"/>
+                      <a:ext cx="5402580" cy="4940300"/>
                     </a:xfrm>
                     <a:prstGeom prst="rect">
                       <a:avLst/>
@@ -81,155 +71,176 @@
     </w:p>
     <w:p>
       <w:pPr>
-        <w:rPr>
-          <w:b/>
-          <w:bCs/>
-        </w:rPr>
-      </w:pPr>
-    </w:p>
-    <w:p>
-      <w:pPr>
-        <w:rPr>
-          <w:b/>
-          <w:bCs/>
-        </w:rPr>
-      </w:pPr>
-    </w:p>
-    <w:p>
-      <w:pPr>
-        <w:rPr>
-          <w:b/>
-          <w:bCs/>
-        </w:rPr>
-      </w:pPr>
-    </w:p>
-    <w:p>
-      <w:pPr>
         <w:jc w:val="center"/>
         <w:rPr>
+          <w:rFonts w:ascii="Segoe UI" w:hAnsi="Segoe UI" w:cs="Segoe UI"/>
           <w:b/>
           <w:bCs/>
           <w:sz w:val="48"/>
           <w:szCs w:val="48"/>
-          <w:lang w:val="pt-PT"/>
-        </w:rPr>
-      </w:pPr>
-      <w:r>
-        <w:rPr>
+        </w:rPr>
+      </w:pPr>
+      <w:r>
+        <w:rPr>
+          <w:rFonts w:ascii="Segoe UI" w:hAnsi="Segoe UI" w:cs="Segoe UI"/>
           <w:b/>
           <w:bCs/>
           <w:sz w:val="48"/>
           <w:szCs w:val="48"/>
-          <w:lang w:val="pt-PT"/>
-        </w:rPr>
-        <w:t>Vision Document</w:t>
+        </w:rPr>
+        <w:t>Vision</w:t>
       </w:r>
     </w:p>
     <w:p>
       <w:pPr>
         <w:jc w:val="center"/>
         <w:rPr>
-          <w:lang w:val="pt-PT"/>
-        </w:rPr>
-      </w:pPr>
-      <w:r>
-        <w:rPr>
-          <w:lang w:val="pt-PT"/>
-        </w:rPr>
-        <w:t>Version 0.1</w:t>
-      </w:r>
-    </w:p>
-    <w:p>
-      <w:pPr>
-        <w:rPr>
+          <w:rFonts w:ascii="Segoe UI" w:hAnsi="Segoe UI" w:cs="Segoe UI"/>
+        </w:rPr>
+      </w:pPr>
+      <w:r>
+        <w:rPr>
+          <w:rFonts w:ascii="Segoe UI" w:hAnsi="Segoe UI" w:cs="Segoe UI"/>
+        </w:rPr>
+        <w:t>Version 1.0</w:t>
+      </w:r>
+    </w:p>
+    <w:p>
+      <w:pPr>
+        <w:rPr>
+          <w:rFonts w:ascii="Segoe UI" w:hAnsi="Segoe UI" w:cs="Segoe UI"/>
           <w:b/>
           <w:bCs/>
-          <w:lang w:val="pt-PT"/>
-        </w:rPr>
-      </w:pPr>
-    </w:p>
-    <w:p>
-      <w:pPr>
-        <w:rPr>
+        </w:rPr>
+      </w:pPr>
+    </w:p>
+    <w:p>
+      <w:pPr>
+        <w:rPr>
+          <w:rFonts w:ascii="Segoe UI" w:hAnsi="Segoe UI" w:cs="Segoe UI"/>
           <w:b/>
           <w:bCs/>
-          <w:lang w:val="pt-PT"/>
-        </w:rPr>
-      </w:pPr>
-    </w:p>
-    <w:p>
-      <w:pPr>
-        <w:rPr>
+        </w:rPr>
+      </w:pPr>
+    </w:p>
+    <w:p>
+      <w:pPr>
+        <w:rPr>
+          <w:rFonts w:ascii="Segoe UI" w:hAnsi="Segoe UI" w:cs="Segoe UI"/>
           <w:b/>
           <w:bCs/>
-          <w:lang w:val="pt-PT"/>
-        </w:rPr>
-      </w:pPr>
-    </w:p>
-    <w:p>
-      <w:pPr>
-        <w:rPr>
+        </w:rPr>
+      </w:pPr>
+    </w:p>
+    <w:p>
+      <w:pPr>
+        <w:rPr>
+          <w:rFonts w:ascii="Segoe UI" w:hAnsi="Segoe UI" w:cs="Segoe UI"/>
           <w:b/>
           <w:bCs/>
+        </w:rPr>
+      </w:pPr>
+    </w:p>
+    <w:p>
+      <w:pPr>
+        <w:jc w:val="center"/>
+        <w:rPr>
+          <w:rFonts w:ascii="Segoe UI" w:hAnsi="Segoe UI" w:cs="Segoe UI"/>
           <w:lang w:val="pt-PT"/>
         </w:rPr>
       </w:pPr>
-    </w:p>
-    <w:p>
-      <w:pPr>
-        <w:rPr>
-          <w:b/>
-          <w:bCs/>
+      <w:r>
+        <w:rPr>
+          <w:rFonts w:ascii="Segoe UI" w:hAnsi="Segoe UI" w:cs="Segoe UI"/>
           <w:lang w:val="pt-PT"/>
         </w:rPr>
-      </w:pPr>
-    </w:p>
-    <w:p>
-      <w:pPr>
-        <w:rPr>
-          <w:b/>
-          <w:bCs/>
+        <w:t>Francisco Rodrigues Oliveira</w:t>
+      </w:r>
+    </w:p>
+    <w:p>
+      <w:pPr>
+        <w:jc w:val="center"/>
+        <w:rPr>
+          <w:rFonts w:ascii="Segoe UI" w:hAnsi="Segoe UI" w:cs="Segoe UI"/>
           <w:lang w:val="pt-PT"/>
         </w:rPr>
       </w:pPr>
     </w:p>
     <w:p>
       <w:pPr>
-        <w:rPr>
-          <w:b/>
-          <w:bCs/>
+        <w:jc w:val="center"/>
+        <w:rPr>
+          <w:rFonts w:ascii="Segoe UI" w:hAnsi="Segoe UI" w:cs="Segoe UI"/>
           <w:lang w:val="pt-PT"/>
         </w:rPr>
       </w:pPr>
+      <w:proofErr w:type="spellStart"/>
+      <w:r>
+        <w:rPr>
+          <w:rFonts w:ascii="Segoe UI" w:hAnsi="Segoe UI" w:cs="Segoe UI"/>
+          <w:lang w:val="pt-PT"/>
+        </w:rPr>
+        <w:t>University</w:t>
+      </w:r>
+      <w:proofErr w:type="spellEnd"/>
+      <w:r>
+        <w:rPr>
+          <w:rFonts w:ascii="Segoe UI" w:hAnsi="Segoe UI" w:cs="Segoe UI"/>
+          <w:lang w:val="pt-PT"/>
+        </w:rPr>
+        <w:t xml:space="preserve"> </w:t>
+      </w:r>
+      <w:proofErr w:type="spellStart"/>
+      <w:r>
+        <w:rPr>
+          <w:rFonts w:ascii="Segoe UI" w:hAnsi="Segoe UI" w:cs="Segoe UI"/>
+          <w:lang w:val="pt-PT"/>
+        </w:rPr>
+        <w:t>of</w:t>
+      </w:r>
+      <w:proofErr w:type="spellEnd"/>
+      <w:r>
+        <w:rPr>
+          <w:rFonts w:ascii="Segoe UI" w:hAnsi="Segoe UI" w:cs="Segoe UI"/>
+          <w:lang w:val="pt-PT"/>
+        </w:rPr>
+        <w:t xml:space="preserve"> Minho</w:t>
+      </w:r>
     </w:p>
     <w:p>
       <w:pPr>
         <w:jc w:val="center"/>
         <w:rPr>
-          <w:lang w:val="pt-PT"/>
-        </w:rPr>
-      </w:pPr>
-      <w:r>
-        <w:rPr>
-          <w:lang w:val="pt-PT"/>
-        </w:rPr>
-        <w:t>Author: Francisco Rodrigues Oliveira</w:t>
+          <w:rFonts w:ascii="Segoe UI" w:hAnsi="Segoe UI" w:cs="Segoe UI"/>
+        </w:rPr>
+      </w:pPr>
+      <w:r>
+        <w:rPr>
+          <w:rFonts w:ascii="Segoe UI" w:hAnsi="Segoe UI" w:cs="Segoe UI"/>
+        </w:rPr>
+        <w:t>Aerospace Engineering</w:t>
       </w:r>
     </w:p>
     <w:p>
       <w:pPr>
         <w:jc w:val="center"/>
-      </w:pPr>
-      <w:r>
-        <w:t>Date: 8th June 2026</w:t>
-      </w:r>
+        <w:rPr>
+          <w:rFonts w:ascii="Segoe UI" w:hAnsi="Segoe UI" w:cs="Segoe UI"/>
+        </w:rPr>
+      </w:pPr>
     </w:p>
     <w:p>
       <w:pPr>
         <w:jc w:val="center"/>
-      </w:pPr>
-      <w:r>
-        <w:t>Status: In Progress</w:t>
+        <w:rPr>
+          <w:rFonts w:ascii="Segoe UI" w:hAnsi="Segoe UI" w:cs="Segoe UI"/>
+        </w:rPr>
+      </w:pPr>
+      <w:r>
+        <w:rPr>
+          <w:rFonts w:ascii="Segoe UI" w:hAnsi="Segoe UI" w:cs="Segoe UI"/>
+        </w:rPr>
+        <w:t>July 2026</w:t>
       </w:r>
     </w:p>
     <w:p>
@@ -314,7 +325,7 @@
 </file>
 
 <file path=word/endnotes.xml><?xml version="1.0" encoding="utf-8"?>
-<w:endnotes xmlns:wpc="http://schemas.microsoft.com/office/word/2010/wordprocessingCanvas" xmlns:cx="http://schemas.microsoft.com/office/drawing/2014/chartex" xmlns:cx1="http://schemas.microsoft.com/office/drawing/2015/9/8/chartex" xmlns:cx2="http://schemas.microsoft.com/office/drawing/2015/10/21/chartex" xmlns:cx3="http://schemas.microsoft.com/office/drawing/2016/5/9/chartex" xmlns:cx4="http://schemas.microsoft.com/office/drawing/2016/5/10/chartex" xmlns:cx5="http://schemas.microsoft.com/office/drawing/2016/5/11/chartex" xmlns:cx6="http://schemas.microsoft.com/office/drawing/2016/5/12/chartex" xmlns:cx7="http://schemas.microsoft.com/office/drawing/2016/5/13/chartex" xmlns:cx8="http://schemas.microsoft.com/office/drawing/2016/5/14/chartex" xmlns:mc="http://schemas.openxmlformats.org/markup-compatibility/2006" xmlns:aink="http://schemas.microsoft.com/office/drawing/2016/ink" xmlns:am3d="http://schemas.microsoft.com/office/drawing/2017/model3d" xmlns:o="urn:schemas-microsoft-com:office:office" xmlns:oel="http://schemas.microsoft.com/office/2019/extlst" xmlns:r="http://schemas.openxmlformats.org/officeDocument/2006/relationships" xmlns:m="http://schemas.openxmlformats.org/officeDocument/2006/math" xmlns:v="urn:schemas-microsoft-com:vml" xmlns:wp14="http://schemas.microsoft.com/office/word/2010/wordprocessingDrawing" xmlns:wp="http://schemas.openxmlformats.org/drawingml/2006/wordprocessingDrawing" xmlns:w10="urn:schemas-microsoft-com:office:word" xmlns:w="http://schemas.openxmlformats.org/wordprocessingml/2006/main" xmlns:w14="http://schemas.microsoft.com/office/word/2010/wordml" xmlns:w15="http://schemas.microsoft.com/office/word/2012/wordml" xmlns:w16cex="http://schemas.microsoft.com/office/word/2018/wordml/cex" xmlns:w16cid="http://schemas.microsoft.com/office/word/2016/wordml/cid" xmlns:w16="http://schemas.microsoft.com/office/word/2018/wordml" xmlns:w16du="http://schemas.microsoft.com/office/word/2023/wordml/word16du" xmlns:w16sdtdh="http://schemas.microsoft.com/office/word/2020/wordml/sdtdatahash" xmlns:w16sdtfl="http://schemas.microsoft.com/office/word/2024/wordml/sdtformatlock" xmlns:w16se="http://schemas.microsoft.com/office/word/2015/wordml/symex" xmlns:wpg="http://schemas.microsoft.com/office/word/2010/wordprocessingGroup" xmlns:wpi="http://schemas.microsoft.com/office/word/2010/wordprocessingInk" xmlns:wne="http://schemas.microsoft.com/office/word/2006/wordml" xmlns:wps="http://schemas.microsoft.com/office/word/2010/wordprocessingShape" mc:Ignorable="w14 w15 w16se w16cid w16 w16cex w16sdtdh w16sdtfl w16du wp14">
+<w:endnotes xmlns:wpc="http://schemas.microsoft.com/office/word/2010/wordprocessingCanvas" xmlns:cx="http://schemas.microsoft.com/office/drawing/2014/chartex" xmlns:cx1="http://schemas.microsoft.com/office/drawing/2015/9/8/chartex" xmlns:cx2="http://schemas.microsoft.com/office/drawing/2015/10/21/chartex" xmlns:cx3="http://schemas.microsoft.com/office/drawing/2016/5/9/chartex" xmlns:cx4="http://schemas.microsoft.com/office/drawing/2016/5/10/chartex" xmlns:cx5="http://schemas.microsoft.com/office/drawing/2016/5/11/chartex" xmlns:cx6="http://schemas.microsoft.com/office/drawing/2016/5/12/chartex" xmlns:cx7="http://schemas.microsoft.com/office/drawing/2016/5/13/chartex" xmlns:cx8="http://schemas.microsoft.com/office/drawing/2016/5/14/chartex" xmlns:mc="http://schemas.openxmlformats.org/markup-compatibility/2006" xmlns:aink="http://schemas.microsoft.com/office/drawing/2016/ink" xmlns:am3d="http://schemas.microsoft.com/office/drawing/2017/model3d" xmlns:o="urn:schemas-microsoft-com:office:office" xmlns:oel="http://schemas.microsoft.com/office/2019/extlst" xmlns:r="http://schemas.openxmlformats.org/officeDocument/2006/relationships" xmlns:m="http://schemas.openxmlformats.org/officeDocument/2006/math" xmlns:v="urn:schemas-microsoft-com:vml" xmlns:wp14="http://schemas.microsoft.com/office/word/2010/wordprocessingDrawing" xmlns:wp="http://schemas.openxmlformats.org/drawingml/2006/wordprocessingDrawing" xmlns:w10="urn:schemas-microsoft-com:office:word" xmlns:w="http://schemas.openxmlformats.org/wordprocessingml/2006/main" xmlns:w14="http://schemas.microsoft.com/office/word/2010/wordml" xmlns:w15="http://schemas.microsoft.com/office/word/2012/wordml" xmlns:w16cei="http://schemas.microsoft.com/office/word/2026/wordml/cei" xmlns:w16cex="http://schemas.microsoft.com/office/word/2018/wordml/cex" xmlns:w16cid="http://schemas.microsoft.com/office/word/2016/wordml/cid" xmlns:w16="http://schemas.microsoft.com/office/word/2018/wordml" xmlns:w16du="http://schemas.microsoft.com/office/word/2023/wordml/word16du" xmlns:w16sdtdh="http://schemas.microsoft.com/office/word/2020/wordml/sdtdatahash" xmlns:w16sdtfl="http://schemas.microsoft.com/office/word/2024/wordml/sdtformatlock" xmlns:w16se="http://schemas.microsoft.com/office/word/2015/wordml/symex" xmlns:wpg="http://schemas.microsoft.com/office/word/2010/wordprocessingGroup" xmlns:wpi="http://schemas.microsoft.com/office/word/2010/wordprocessingInk" xmlns:wne="http://schemas.microsoft.com/office/word/2006/wordml" xmlns:wps="http://schemas.microsoft.com/office/word/2010/wordprocessingShape" mc:Ignorable="w14 w15 w16se w16cid w16 w16cex w16sdtdh w16sdtfl w16du wp14">
   <w:endnote w:type="separator" w:id="-1">
     <w:p>
       <w:pPr>
@@ -339,10 +350,10 @@
 </file>
 
 <file path=word/footer1.xml><?xml version="1.0" encoding="utf-8"?>
-<w:ftr xmlns:wpc="http://schemas.microsoft.com/office/word/2010/wordprocessingCanvas" xmlns:cx="http://schemas.microsoft.com/office/drawing/2014/chartex" xmlns:cx1="http://schemas.microsoft.com/office/drawing/2015/9/8/chartex" xmlns:cx2="http://schemas.microsoft.com/office/drawing/2015/10/21/chartex" xmlns:cx3="http://schemas.microsoft.com/office/drawing/2016/5/9/chartex" xmlns:cx4="http://schemas.microsoft.com/office/drawing/2016/5/10/chartex" xmlns:cx5="http://schemas.microsoft.com/office/drawing/2016/5/11/chartex" xmlns:cx6="http://schemas.microsoft.com/office/drawing/2016/5/12/chartex" xmlns:cx7="http://schemas.microsoft.com/office/drawing/2016/5/13/chartex" xmlns:cx8="http://schemas.microsoft.com/office/drawing/2016/5/14/chartex" xmlns:mc="http://schemas.openxmlformats.org/markup-compatibility/2006" xmlns:aink="http://schemas.microsoft.com/office/drawing/2016/ink" xmlns:am3d="http://schemas.microsoft.com/office/drawing/2017/model3d" xmlns:o="urn:schemas-microsoft-com:office:office" xmlns:oel="http://schemas.microsoft.com/office/2019/extlst" xmlns:r="http://schemas.openxmlformats.org/officeDocument/2006/relationships" xmlns:m="http://schemas.openxmlformats.org/officeDocument/2006/math" xmlns:v="urn:schemas-microsoft-com:vml" xmlns:wp14="http://schemas.microsoft.com/office/word/2010/wordprocessingDrawing" xmlns:wp="http://schemas.openxmlformats.org/drawingml/2006/wordprocessingDrawing" xmlns:w10="urn:schemas-microsoft-com:office:word" xmlns:w="http://schemas.openxmlformats.org/wordprocessingml/2006/main" xmlns:w14="http://schemas.microsoft.com/office/word/2010/wordml" xmlns:w15="http://schemas.microsoft.com/office/word/2012/wordml" xmlns:w16cex="http://schemas.microsoft.com/office/word/2018/wordml/cex" xmlns:w16cid="http://schemas.microsoft.com/office/word/2016/wordml/cid" xmlns:w16="http://schemas.microsoft.com/office/word/2018/wordml" xmlns:w16du="http://schemas.microsoft.com/office/word/2023/wordml/word16du" xmlns:w16sdtdh="http://schemas.microsoft.com/office/word/2020/wordml/sdtdatahash" xmlns:w16sdtfl="http://schemas.microsoft.com/office/word/2024/wordml/sdtformatlock" xmlns:w16se="http://schemas.microsoft.com/office/word/2015/wordml/symex" xmlns:wpg="http://schemas.microsoft.com/office/word/2010/wordprocessingGroup" xmlns:wpi="http://schemas.microsoft.com/office/word/2010/wordprocessingInk" xmlns:wne="http://schemas.microsoft.com/office/word/2006/wordml" xmlns:wps="http://schemas.microsoft.com/office/word/2010/wordprocessingShape" mc:Ignorable="w14 w15 w16se w16cid w16 w16cex w16sdtdh w16sdtfl w16du wp14">
+<w:ftr xmlns:wpc="http://schemas.microsoft.com/office/word/2010/wordprocessingCanvas" xmlns:cx="http://schemas.microsoft.com/office/drawing/2014/chartex" xmlns:cx1="http://schemas.microsoft.com/office/drawing/2015/9/8/chartex" xmlns:cx2="http://schemas.microsoft.com/office/drawing/2015/10/21/chartex" xmlns:cx3="http://schemas.microsoft.com/office/drawing/2016/5/9/chartex" xmlns:cx4="http://schemas.microsoft.com/office/drawing/2016/5/10/chartex" xmlns:cx5="http://schemas.microsoft.com/office/drawing/2016/5/11/chartex" xmlns:cx6="http://schemas.microsoft.com/office/drawing/2016/5/12/chartex" xmlns:cx7="http://schemas.microsoft.com/office/drawing/2016/5/13/chartex" xmlns:cx8="http://schemas.microsoft.com/office/drawing/2016/5/14/chartex" xmlns:mc="http://schemas.openxmlformats.org/markup-compatibility/2006" xmlns:aink="http://schemas.microsoft.com/office/drawing/2016/ink" xmlns:am3d="http://schemas.microsoft.com/office/drawing/2017/model3d" xmlns:o="urn:schemas-microsoft-com:office:office" xmlns:oel="http://schemas.microsoft.com/office/2019/extlst" xmlns:r="http://schemas.openxmlformats.org/officeDocument/2006/relationships" xmlns:m="http://schemas.openxmlformats.org/officeDocument/2006/math" xmlns:v="urn:schemas-microsoft-com:vml" xmlns:wp14="http://schemas.microsoft.com/office/word/2010/wordprocessingDrawing" xmlns:wp="http://schemas.openxmlformats.org/drawingml/2006/wordprocessingDrawing" xmlns:w10="urn:schemas-microsoft-com:office:word" xmlns:w="http://schemas.openxmlformats.org/wordprocessingml/2006/main" xmlns:w14="http://schemas.microsoft.com/office/word/2010/wordml" xmlns:w15="http://schemas.microsoft.com/office/word/2012/wordml" xmlns:w16cei="http://schemas.microsoft.com/office/word/2026/wordml/cei" xmlns:w16cex="http://schemas.microsoft.com/office/word/2018/wordml/cex" xmlns:w16cid="http://schemas.microsoft.com/office/word/2016/wordml/cid" xmlns:w16="http://schemas.microsoft.com/office/word/2018/wordml" xmlns:w16du="http://schemas.microsoft.com/office/word/2023/wordml/word16du" xmlns:w16sdtdh="http://schemas.microsoft.com/office/word/2020/wordml/sdtdatahash" xmlns:w16sdtfl="http://schemas.microsoft.com/office/word/2024/wordml/sdtformatlock" xmlns:w16se="http://schemas.microsoft.com/office/word/2015/wordml/symex" xmlns:wpg="http://schemas.microsoft.com/office/word/2010/wordprocessingGroup" xmlns:wpi="http://schemas.microsoft.com/office/word/2010/wordprocessingInk" xmlns:wne="http://schemas.microsoft.com/office/word/2006/wordml" xmlns:wps="http://schemas.microsoft.com/office/word/2010/wordprocessingShape" mc:Ignorable="w14 w15 w16se w16cid w16 w16cex w16sdtdh w16sdtfl w16du wp14">
   <w:sdt>
     <w:sdtPr>
-      <w:id w:val="1660431740"/>
+      <w:id w:val="-1886022900"/>
       <w:docPartObj>
         <w:docPartGallery w:val="Page Numbers (Bottom of Page)"/>
         <w:docPartUnique/>
@@ -384,7 +395,7 @@
 </file>
 
 <file path=word/footnotes.xml><?xml version="1.0" encoding="utf-8"?>
-<w:footnotes xmlns:wpc="http://schemas.microsoft.com/office/word/2010/wordprocessingCanvas" xmlns:cx="http://schemas.microsoft.com/office/drawing/2014/chartex" xmlns:cx1="http://schemas.microsoft.com/office/drawing/2015/9/8/chartex" xmlns:cx2="http://schemas.microsoft.com/office/drawing/2015/10/21/chartex" xmlns:cx3="http://schemas.microsoft.com/office/drawing/2016/5/9/chartex" xmlns:cx4="http://schemas.microsoft.com/office/drawing/2016/5/10/chartex" xmlns:cx5="http://schemas.microsoft.com/office/drawing/2016/5/11/chartex" xmlns:cx6="http://schemas.microsoft.com/office/drawing/2016/5/12/chartex" xmlns:cx7="http://schemas.microsoft.com/office/drawing/2016/5/13/chartex" xmlns:cx8="http://schemas.microsoft.com/office/drawing/2016/5/14/chartex" xmlns:mc="http://schemas.openxmlformats.org/markup-compatibility/2006" xmlns:aink="http://schemas.microsoft.com/office/drawing/2016/ink" xmlns:am3d="http://schemas.microsoft.com/office/drawing/2017/model3d" xmlns:o="urn:schemas-microsoft-com:office:office" xmlns:oel="http://schemas.microsoft.com/office/2019/extlst" xmlns:r="http://schemas.openxmlformats.org/officeDocument/2006/relationships" xmlns:m="http://schemas.openxmlformats.org/officeDocument/2006/math" xmlns:v="urn:schemas-microsoft-com:vml" xmlns:wp14="http://schemas.microsoft.com/office/word/2010/wordprocessingDrawing" xmlns:wp="http://schemas.openxmlformats.org/drawingml/2006/wordprocessingDrawing" xmlns:w10="urn:schemas-microsoft-com:office:word" xmlns:w="http://schemas.openxmlformats.org/wordprocessingml/2006/main" xmlns:w14="http://schemas.microsoft.com/office/word/2010/wordml" xmlns:w15="http://schemas.microsoft.com/office/word/2012/wordml" xmlns:w16cex="http://schemas.microsoft.com/office/word/2018/wordml/cex" xmlns:w16cid="http://schemas.microsoft.com/office/word/2016/wordml/cid" xmlns:w16="http://schemas.microsoft.com/office/word/2018/wordml" xmlns:w16du="http://schemas.microsoft.com/office/word/2023/wordml/word16du" xmlns:w16sdtdh="http://schemas.microsoft.com/office/word/2020/wordml/sdtdatahash" xmlns:w16sdtfl="http://schemas.microsoft.com/office/word/2024/wordml/sdtformatlock" xmlns:w16se="http://schemas.microsoft.com/office/word/2015/wordml/symex" xmlns:wpg="http://schemas.microsoft.com/office/word/2010/wordprocessingGroup" xmlns:wpi="http://schemas.microsoft.com/office/word/2010/wordprocessingInk" xmlns:wne="http://schemas.microsoft.com/office/word/2006/wordml" xmlns:wps="http://schemas.microsoft.com/office/word/2010/wordprocessingShape" mc:Ignorable="w14 w15 w16se w16cid w16 w16cex w16sdtdh w16sdtfl w16du wp14">
+<w:footnotes xmlns:wpc="http://schemas.microsoft.com/office/word/2010/wordprocessingCanvas" xmlns:cx="http://schemas.microsoft.com/office/drawing/2014/chartex" xmlns:cx1="http://schemas.microsoft.com/office/drawing/2015/9/8/chartex" xmlns:cx2="http://schemas.microsoft.com/office/drawing/2015/10/21/chartex" xmlns:cx3="http://schemas.microsoft.com/office/drawing/2016/5/9/chartex" xmlns:cx4="http://schemas.microsoft.com/office/drawing/2016/5/10/chartex" xmlns:cx5="http://schemas.microsoft.com/office/drawing/2016/5/11/chartex" xmlns:cx6="http://schemas.microsoft.com/office/drawing/2016/5/12/chartex" xmlns:cx7="http://schemas.microsoft.com/office/drawing/2016/5/13/chartex" xmlns:cx8="http://schemas.microsoft.com/office/drawing/2016/5/14/chartex" xmlns:mc="http://schemas.openxmlformats.org/markup-compatibility/2006" xmlns:aink="http://schemas.microsoft.com/office/drawing/2016/ink" xmlns:am3d="http://schemas.microsoft.com/office/drawing/2017/model3d" xmlns:o="urn:schemas-microsoft-com:office:office" xmlns:oel="http://schemas.microsoft.com/office/2019/extlst" xmlns:r="http://schemas.openxmlformats.org/officeDocument/2006/relationships" xmlns:m="http://schemas.openxmlformats.org/officeDocument/2006/math" xmlns:v="urn:schemas-microsoft-com:vml" xmlns:wp14="http://schemas.microsoft.com/office/word/2010/wordprocessingDrawing" xmlns:wp="http://schemas.openxmlformats.org/drawingml/2006/wordprocessingDrawing" xmlns:w10="urn:schemas-microsoft-com:office:word" xmlns:w="http://schemas.openxmlformats.org/wordprocessingml/2006/main" xmlns:w14="http://schemas.microsoft.com/office/word/2010/wordml" xmlns:w15="http://schemas.microsoft.com/office/word/2012/wordml" xmlns:w16cei="http://schemas.microsoft.com/office/word/2026/wordml/cei" xmlns:w16cex="http://schemas.microsoft.com/office/word/2018/wordml/cex" xmlns:w16cid="http://schemas.microsoft.com/office/word/2016/wordml/cid" xmlns:w16="http://schemas.microsoft.com/office/word/2018/wordml" xmlns:w16du="http://schemas.microsoft.com/office/word/2023/wordml/word16du" xmlns:w16sdtdh="http://schemas.microsoft.com/office/word/2020/wordml/sdtdatahash" xmlns:w16sdtfl="http://schemas.microsoft.com/office/word/2024/wordml/sdtformatlock" xmlns:w16se="http://schemas.microsoft.com/office/word/2015/wordml/symex" xmlns:wpg="http://schemas.microsoft.com/office/word/2010/wordprocessingGroup" xmlns:wpi="http://schemas.microsoft.com/office/word/2010/wordprocessingInk" xmlns:wne="http://schemas.microsoft.com/office/word/2006/wordml" xmlns:wps="http://schemas.microsoft.com/office/word/2010/wordprocessingShape" mc:Ignorable="w14 w15 w16se w16cid w16 w16cex w16sdtdh w16sdtfl w16du wp14">
   <w:footnote w:type="separator" w:id="-1">
     <w:p>
       <w:pPr>
